--- a/docs/index.docx
+++ b/docs/index.docx
@@ -827,21 +827,25 @@
     </w:p>
     <w:p>
       <w:pPr>
-        <w:pStyle w:val="SourceCode"/>
-      </w:pPr>
-      <w:r>
-        <w:rPr>
-          <w:rStyle w:val="VerbatimChar"/>
-        </w:rPr>
+        <w:pStyle w:val="Compact"/>
+        <w:numPr>
+          <w:ilvl w:val="1"/>
+          <w:numId w:val="1016"/>
+        </w:numPr>
+      </w:pPr>
+      <w:r>
         <w:t xml:space="preserve">Outcome: IVF success (yes/no)</w:t>
       </w:r>
-      <w:r>
-        <w:br/>
-      </w:r>
-      <w:r>
-        <w:rPr>
-          <w:rStyle w:val="VerbatimChar"/>
-        </w:rPr>
+    </w:p>
+    <w:p>
+      <w:pPr>
+        <w:pStyle w:val="Compact"/>
+        <w:numPr>
+          <w:ilvl w:val="1"/>
+          <w:numId w:val="1016"/>
+        </w:numPr>
+      </w:pPr>
+      <w:r>
         <w:t xml:space="preserve">Exposure: prior cesarean delivery (yes/no)</w:t>
       </w:r>
     </w:p>
@@ -850,7 +854,7 @@
         <w:pStyle w:val="Compact"/>
         <w:numPr>
           <w:ilvl w:val="0"/>
-          <w:numId w:val="1016"/>
+          <w:numId w:val="1017"/>
         </w:numPr>
       </w:pPr>
       <w:r>
@@ -879,14 +883,14 @@
         <w:pStyle w:val="FirstParagraph"/>
       </w:pPr>
       <w:r>
-        <w:t xml:space="preserve">Adjust for confounders:</w:t>
-      </w:r>
-    </w:p>
-    <w:p>
-      <w:pPr>
-        <w:numPr>
-          <w:ilvl w:val="0"/>
-          <w:numId w:val="1017"/>
+        <w:t xml:space="preserve">For the following potential confounders:</w:t>
+      </w:r>
+    </w:p>
+    <w:p>
+      <w:pPr>
+        <w:numPr>
+          <w:ilvl w:val="0"/>
+          <w:numId w:val="1018"/>
         </w:numPr>
       </w:pPr>
       <w:r>
@@ -897,7 +901,7 @@
       <w:pPr>
         <w:numPr>
           <w:ilvl w:val="0"/>
-          <w:numId w:val="1017"/>
+          <w:numId w:val="1018"/>
         </w:numPr>
       </w:pPr>
       <w:r>
@@ -908,7 +912,7 @@
       <w:pPr>
         <w:numPr>
           <w:ilvl w:val="0"/>
-          <w:numId w:val="1017"/>
+          <w:numId w:val="1018"/>
         </w:numPr>
       </w:pPr>
       <w:r>
@@ -919,7 +923,7 @@
       <w:pPr>
         <w:numPr>
           <w:ilvl w:val="0"/>
-          <w:numId w:val="1017"/>
+          <w:numId w:val="1018"/>
         </w:numPr>
       </w:pPr>
       <w:r>
@@ -930,7 +934,7 @@
       <w:pPr>
         <w:numPr>
           <w:ilvl w:val="0"/>
-          <w:numId w:val="1017"/>
+          <w:numId w:val="1018"/>
         </w:numPr>
       </w:pPr>
       <w:r>
@@ -938,31 +942,31 @@
       </w:r>
     </w:p>
     <w:bookmarkEnd w:id="30"/>
-    <w:bookmarkStart w:id="31" w:name="sensitivity-analyses"/>
+    <w:bookmarkStart w:id="31" w:name="subgroup-analyses"/>
     <w:p>
       <w:pPr>
         <w:pStyle w:val="Heading3"/>
       </w:pPr>
       <w:r>
-        <w:t xml:space="preserve">Sensitivity Analyses</w:t>
-      </w:r>
-    </w:p>
-    <w:p>
-      <w:pPr>
-        <w:numPr>
-          <w:ilvl w:val="0"/>
-          <w:numId w:val="1018"/>
-        </w:numPr>
-      </w:pPr>
-      <w:r>
-        <w:t xml:space="preserve">Stratify by:</w:t>
+        <w:t xml:space="preserve">Subgroup Analyses</w:t>
+      </w:r>
+    </w:p>
+    <w:p>
+      <w:pPr>
+        <w:numPr>
+          <w:ilvl w:val="0"/>
+          <w:numId w:val="1019"/>
+        </w:numPr>
+      </w:pPr>
+      <w:r>
+        <w:t xml:space="preserve">by:</w:t>
       </w:r>
     </w:p>
     <w:p>
       <w:pPr>
         <w:numPr>
           <w:ilvl w:val="1"/>
-          <w:numId w:val="1019"/>
+          <w:numId w:val="1020"/>
         </w:numPr>
       </w:pPr>
       <w:r>
@@ -973,7 +977,18 @@
       <w:pPr>
         <w:numPr>
           <w:ilvl w:val="1"/>
-          <w:numId w:val="1019"/>
+          <w:numId w:val="1020"/>
+        </w:numPr>
+      </w:pPr>
+      <w:r>
+        <w:t xml:space="preserve">Day 3 vs day 5 transfer</w:t>
+      </w:r>
+    </w:p>
+    <w:p>
+      <w:pPr>
+        <w:numPr>
+          <w:ilvl w:val="1"/>
+          <w:numId w:val="1020"/>
         </w:numPr>
       </w:pPr>
       <w:r>
@@ -983,12 +998,12 @@
     <w:p>
       <w:pPr>
         <w:numPr>
-          <w:ilvl w:val="0"/>
-          <w:numId w:val="1018"/>
-        </w:numPr>
-      </w:pPr>
-      <w:r>
-        <w:t xml:space="preserve">Exclude women with multiple prior cesareans (optional)</w:t>
+          <w:ilvl w:val="1"/>
+          <w:numId w:val="1020"/>
+        </w:numPr>
+      </w:pPr>
+      <w:r>
+        <w:t xml:space="preserve">BMI groups (lean vs overweight vs obese)</w:t>
       </w:r>
     </w:p>
     <w:bookmarkEnd w:id="31"/>
@@ -1006,7 +1021,7 @@
       <w:pPr>
         <w:numPr>
           <w:ilvl w:val="0"/>
-          <w:numId w:val="1020"/>
+          <w:numId w:val="1021"/>
         </w:numPr>
       </w:pPr>
       <w:r>
@@ -1024,7 +1039,7 @@
       <w:pPr>
         <w:numPr>
           <w:ilvl w:val="0"/>
-          <w:numId w:val="1020"/>
+          <w:numId w:val="1021"/>
         </w:numPr>
       </w:pPr>
       <w:r>
@@ -1051,7 +1066,7 @@
       <w:pPr>
         <w:numPr>
           <w:ilvl w:val="0"/>
-          <w:numId w:val="1021"/>
+          <w:numId w:val="1022"/>
         </w:numPr>
       </w:pPr>
       <w:r>
@@ -1062,7 +1077,7 @@
       <w:pPr>
         <w:numPr>
           <w:ilvl w:val="0"/>
-          <w:numId w:val="1021"/>
+          <w:numId w:val="1022"/>
         </w:numPr>
       </w:pPr>
       <w:r>
@@ -1073,11 +1088,11 @@
       <w:pPr>
         <w:numPr>
           <w:ilvl w:val="0"/>
-          <w:numId w:val="1021"/>
-        </w:numPr>
-      </w:pPr>
-      <w:r>
-        <w:t xml:space="preserve">Sensitivity analyses</w:t>
+          <w:numId w:val="1022"/>
+        </w:numPr>
+      </w:pPr>
+      <w:r>
+        <w:t xml:space="preserve">Subgroup analyses</w:t>
       </w:r>
     </w:p>
     <w:bookmarkEnd w:id="33"/>
@@ -1095,7 +1110,7 @@
       <w:pPr>
         <w:numPr>
           <w:ilvl w:val="0"/>
-          <w:numId w:val="1022"/>
+          <w:numId w:val="1023"/>
         </w:numPr>
       </w:pPr>
       <w:r>
@@ -1106,22 +1121,22 @@
       <w:pPr>
         <w:numPr>
           <w:ilvl w:val="0"/>
-          <w:numId w:val="1022"/>
-        </w:numPr>
-      </w:pPr>
-      <w:r>
-        <w:t xml:space="preserve">Maintain confidentiality and anonymize data</w:t>
-      </w:r>
-    </w:p>
-    <w:p>
-      <w:pPr>
-        <w:numPr>
-          <w:ilvl w:val="0"/>
-          <w:numId w:val="1022"/>
-        </w:numPr>
-      </w:pPr>
-      <w:r>
-        <w:t xml:space="preserve">Waiver of consent possible for the use of anonymized routinely collected healthdata</w:t>
+          <w:numId w:val="1023"/>
+        </w:numPr>
+      </w:pPr>
+      <w:r>
+        <w:t xml:space="preserve">Maintain confidentiality and anonymise data</w:t>
+      </w:r>
+    </w:p>
+    <w:p>
+      <w:pPr>
+        <w:numPr>
+          <w:ilvl w:val="0"/>
+          <w:numId w:val="1023"/>
+        </w:numPr>
+      </w:pPr>
+      <w:r>
+        <w:t xml:space="preserve">Waiver of consent possible for the use of anonymised routinely collected health data</w:t>
       </w:r>
     </w:p>
     <w:bookmarkEnd w:id="35"/>
@@ -1138,7 +1153,7 @@
       <w:pPr>
         <w:numPr>
           <w:ilvl w:val="0"/>
-          <w:numId w:val="1023"/>
+          <w:numId w:val="1024"/>
         </w:numPr>
       </w:pPr>
       <w:r>
@@ -1149,7 +1164,7 @@
       <w:pPr>
         <w:numPr>
           <w:ilvl w:val="0"/>
-          <w:numId w:val="1023"/>
+          <w:numId w:val="1024"/>
         </w:numPr>
       </w:pPr>
       <w:r>
@@ -1338,7 +1353,7 @@
       <w:pPr>
         <w:numPr>
           <w:ilvl w:val="0"/>
-          <w:numId w:val="1024"/>
+          <w:numId w:val="1025"/>
         </w:numPr>
       </w:pPr>
       <w:r>
@@ -1349,7 +1364,7 @@
       <w:pPr>
         <w:numPr>
           <w:ilvl w:val="0"/>
-          <w:numId w:val="1024"/>
+          <w:numId w:val="1025"/>
         </w:numPr>
       </w:pPr>
       <w:r>
@@ -1360,7 +1375,7 @@
       <w:pPr>
         <w:numPr>
           <w:ilvl w:val="0"/>
-          <w:numId w:val="1024"/>
+          <w:numId w:val="1025"/>
         </w:numPr>
       </w:pPr>
       <w:r>
@@ -1677,6 +1692,9 @@
     <w:abstractNumId w:val="991"/>
   </w:num>
   <w:num w:numId="1024">
+    <w:abstractNumId w:val="991"/>
+  </w:num>
+  <w:num w:numId="1025">
     <w:abstractNumId w:val="991"/>
   </w:num>
 </w:numbering>

--- a/docs/index.docx
+++ b/docs/index.docx
@@ -684,7 +684,27 @@
         <w:pStyle w:val="FirstParagraph"/>
       </w:pPr>
       <w:r>
-        <w:t xml:space="preserve">The sample is</w:t>
+        <w:t xml:space="preserve">The sample is 650 (325 cases and 325 controls).</w:t>
+      </w:r>
+      <w:r>
+        <w:br/>
+      </w:r>
+    </w:p>
+    <w:p>
+      <w:pPr>
+        <w:pStyle w:val="BodyText"/>
+      </w:pPr>
+      <w:r>
+        <w:t xml:space="preserve">Script using the package epiR in R version 4.6 [epi.sscc(N = NA, OR=1.62, p1 = .75, p0=.65, n=NA, power=.8, r = 1, phi.coef = 0, design = 1, sided.test = 2, nfractional = FALSE, conf.level = 0.95, method =</w:t>
+      </w:r>
+      <w:r>
+        <w:t xml:space="preserve"> </w:t>
+      </w:r>
+      <w:r>
+        <w:t xml:space="preserve">“unmatched”</w:t>
+      </w:r>
+      <w:r>
+        <w:t xml:space="preserve">, fleiss = FALSE)]</w:t>
       </w:r>
     </w:p>
     <w:bookmarkEnd w:id="26"/>
@@ -738,6 +758,14 @@
       </w:pPr>
       <w:r>
         <w:t xml:space="preserve">Statistical Analysis</w:t>
+      </w:r>
+    </w:p>
+    <w:p>
+      <w:pPr>
+        <w:pStyle w:val="FirstParagraph"/>
+      </w:pPr>
+      <w:r>
+        <w:t xml:space="preserve">We shall use R version 4.6 to perform data analysis.</w:t>
       </w:r>
     </w:p>
     <w:bookmarkStart w:id="28" w:name="descriptive-analysis"/>
@@ -854,7 +882,7 @@
         <w:pStyle w:val="Compact"/>
         <w:numPr>
           <w:ilvl w:val="0"/>
-          <w:numId w:val="1017"/>
+          <w:numId w:val="1015"/>
         </w:numPr>
       </w:pPr>
       <w:r>
@@ -890,7 +918,7 @@
       <w:pPr>
         <w:numPr>
           <w:ilvl w:val="0"/>
-          <w:numId w:val="1018"/>
+          <w:numId w:val="1017"/>
         </w:numPr>
       </w:pPr>
       <w:r>
@@ -901,7 +929,7 @@
       <w:pPr>
         <w:numPr>
           <w:ilvl w:val="0"/>
-          <w:numId w:val="1018"/>
+          <w:numId w:val="1017"/>
         </w:numPr>
       </w:pPr>
       <w:r>
@@ -912,7 +940,7 @@
       <w:pPr>
         <w:numPr>
           <w:ilvl w:val="0"/>
-          <w:numId w:val="1018"/>
+          <w:numId w:val="1017"/>
         </w:numPr>
       </w:pPr>
       <w:r>
@@ -923,7 +951,7 @@
       <w:pPr>
         <w:numPr>
           <w:ilvl w:val="0"/>
-          <w:numId w:val="1018"/>
+          <w:numId w:val="1017"/>
         </w:numPr>
       </w:pPr>
       <w:r>
@@ -934,7 +962,7 @@
       <w:pPr>
         <w:numPr>
           <w:ilvl w:val="0"/>
-          <w:numId w:val="1018"/>
+          <w:numId w:val="1017"/>
         </w:numPr>
       </w:pPr>
       <w:r>
@@ -955,51 +983,51 @@
       <w:pPr>
         <w:numPr>
           <w:ilvl w:val="0"/>
+          <w:numId w:val="1018"/>
+        </w:numPr>
+      </w:pPr>
+      <w:r>
+        <w:t xml:space="preserve">by:</w:t>
+      </w:r>
+    </w:p>
+    <w:p>
+      <w:pPr>
+        <w:numPr>
+          <w:ilvl w:val="1"/>
           <w:numId w:val="1019"/>
         </w:numPr>
       </w:pPr>
       <w:r>
-        <w:t xml:space="preserve">by:</w:t>
+        <w:t xml:space="preserve">Fresh vs frozen cycles</w:t>
       </w:r>
     </w:p>
     <w:p>
       <w:pPr>
         <w:numPr>
           <w:ilvl w:val="1"/>
-          <w:numId w:val="1020"/>
-        </w:numPr>
-      </w:pPr>
-      <w:r>
-        <w:t xml:space="preserve">Fresh vs frozen cycles</w:t>
+          <w:numId w:val="1019"/>
+        </w:numPr>
+      </w:pPr>
+      <w:r>
+        <w:t xml:space="preserve">Day 3 vs day 5 transfer</w:t>
       </w:r>
     </w:p>
     <w:p>
       <w:pPr>
         <w:numPr>
           <w:ilvl w:val="1"/>
-          <w:numId w:val="1020"/>
-        </w:numPr>
-      </w:pPr>
-      <w:r>
-        <w:t xml:space="preserve">Day 3 vs day 5 transfer</w:t>
+          <w:numId w:val="1019"/>
+        </w:numPr>
+      </w:pPr>
+      <w:r>
+        <w:t xml:space="preserve">Age groups (&lt;35 vs ≥35)</w:t>
       </w:r>
     </w:p>
     <w:p>
       <w:pPr>
         <w:numPr>
           <w:ilvl w:val="1"/>
-          <w:numId w:val="1020"/>
-        </w:numPr>
-      </w:pPr>
-      <w:r>
-        <w:t xml:space="preserve">Age groups (&lt;35 vs ≥35)</w:t>
-      </w:r>
-    </w:p>
-    <w:p>
-      <w:pPr>
-        <w:numPr>
-          <w:ilvl w:val="1"/>
-          <w:numId w:val="1020"/>
+          <w:numId w:val="1019"/>
         </w:numPr>
       </w:pPr>
       <w:r>
@@ -1021,7 +1049,7 @@
       <w:pPr>
         <w:numPr>
           <w:ilvl w:val="0"/>
-          <w:numId w:val="1021"/>
+          <w:numId w:val="1020"/>
         </w:numPr>
       </w:pPr>
       <w:r>
@@ -1039,7 +1067,7 @@
       <w:pPr>
         <w:numPr>
           <w:ilvl w:val="0"/>
-          <w:numId w:val="1021"/>
+          <w:numId w:val="1020"/>
         </w:numPr>
       </w:pPr>
       <w:r>
@@ -1066,7 +1094,7 @@
       <w:pPr>
         <w:numPr>
           <w:ilvl w:val="0"/>
-          <w:numId w:val="1022"/>
+          <w:numId w:val="1021"/>
         </w:numPr>
       </w:pPr>
       <w:r>
@@ -1077,7 +1105,7 @@
       <w:pPr>
         <w:numPr>
           <w:ilvl w:val="0"/>
-          <w:numId w:val="1022"/>
+          <w:numId w:val="1021"/>
         </w:numPr>
       </w:pPr>
       <w:r>
@@ -1088,7 +1116,7 @@
       <w:pPr>
         <w:numPr>
           <w:ilvl w:val="0"/>
-          <w:numId w:val="1022"/>
+          <w:numId w:val="1021"/>
         </w:numPr>
       </w:pPr>
       <w:r>
@@ -1110,7 +1138,7 @@
       <w:pPr>
         <w:numPr>
           <w:ilvl w:val="0"/>
-          <w:numId w:val="1023"/>
+          <w:numId w:val="1022"/>
         </w:numPr>
       </w:pPr>
       <w:r>
@@ -1121,7 +1149,7 @@
       <w:pPr>
         <w:numPr>
           <w:ilvl w:val="0"/>
-          <w:numId w:val="1023"/>
+          <w:numId w:val="1022"/>
         </w:numPr>
       </w:pPr>
       <w:r>
@@ -1132,7 +1160,7 @@
       <w:pPr>
         <w:numPr>
           <w:ilvl w:val="0"/>
-          <w:numId w:val="1023"/>
+          <w:numId w:val="1022"/>
         </w:numPr>
       </w:pPr>
       <w:r>
@@ -1153,7 +1181,7 @@
       <w:pPr>
         <w:numPr>
           <w:ilvl w:val="0"/>
-          <w:numId w:val="1024"/>
+          <w:numId w:val="1023"/>
         </w:numPr>
       </w:pPr>
       <w:r>
@@ -1164,7 +1192,7 @@
       <w:pPr>
         <w:numPr>
           <w:ilvl w:val="0"/>
-          <w:numId w:val="1024"/>
+          <w:numId w:val="1023"/>
         </w:numPr>
       </w:pPr>
       <w:r>
@@ -1353,7 +1381,7 @@
       <w:pPr>
         <w:numPr>
           <w:ilvl w:val="0"/>
-          <w:numId w:val="1025"/>
+          <w:numId w:val="1024"/>
         </w:numPr>
       </w:pPr>
       <w:r>
@@ -1364,7 +1392,7 @@
       <w:pPr>
         <w:numPr>
           <w:ilvl w:val="0"/>
-          <w:numId w:val="1025"/>
+          <w:numId w:val="1024"/>
         </w:numPr>
       </w:pPr>
       <w:r>
@@ -1375,7 +1403,7 @@
       <w:pPr>
         <w:numPr>
           <w:ilvl w:val="0"/>
-          <w:numId w:val="1025"/>
+          <w:numId w:val="1024"/>
         </w:numPr>
       </w:pPr>
       <w:r>
@@ -1692,9 +1720,6 @@
     <w:abstractNumId w:val="991"/>
   </w:num>
   <w:num w:numId="1024">
-    <w:abstractNumId w:val="991"/>
-  </w:num>
-  <w:num w:numId="1025">
     <w:abstractNumId w:val="991"/>
   </w:num>
 </w:numbering>

--- a/docs/index.docx
+++ b/docs/index.docx
@@ -643,7 +643,7 @@
         </w:numPr>
       </w:pPr>
       <w:r>
-        <w:t xml:space="preserve">Expected prevalence of prior cesarean delivery (60%)</w:t>
+        <w:t xml:space="preserve">the expected study odds ratio: 1.6</w:t>
       </w:r>
     </w:p>
     <w:p>
@@ -654,7 +654,7 @@
         </w:numPr>
       </w:pPr>
       <w:r>
-        <w:t xml:space="preserve">Anticipated odds ratio (0.8)</w:t>
+        <w:t xml:space="preserve">exposure amongst the cases: 0.75</w:t>
       </w:r>
     </w:p>
     <w:p>
@@ -665,6 +665,17 @@
         </w:numPr>
       </w:pPr>
       <w:r>
+        <w:t xml:space="preserve">exposure amongst the controls: 0.65</w:t>
+      </w:r>
+    </w:p>
+    <w:p>
+      <w:pPr>
+        <w:numPr>
+          <w:ilvl w:val="0"/>
+          <w:numId w:val="1011"/>
+        </w:numPr>
+      </w:pPr>
+      <w:r>
         <w:t xml:space="preserve">Power = 80%</w:t>
       </w:r>
     </w:p>
@@ -684,7 +695,7 @@
         <w:pStyle w:val="FirstParagraph"/>
       </w:pPr>
       <w:r>
-        <w:t xml:space="preserve">The sample is 650 (325 cases and 325 controls).</w:t>
+        <w:t xml:space="preserve">The sample is 684 (342 cases and 342 controls).</w:t>
       </w:r>
       <w:r>
         <w:br/>
@@ -695,7 +706,7 @@
         <w:pStyle w:val="BodyText"/>
       </w:pPr>
       <w:r>
-        <w:t xml:space="preserve">Script using the package epiR in R version 4.6 [epi.sscc(N = NA, OR=1.62, p1 = .75, p0=.65, n=NA, power=.8, r = 1, phi.coef = 0, design = 1, sided.test = 2, nfractional = FALSE, conf.level = 0.95, method =</w:t>
+        <w:t xml:space="preserve">Script using the package epiR in R version 4.6 [epi.sscc(N = NA, OR=1.6, p1 = .75, p0=.65, n=NA, power=.8, r = 1, phi.coef = 0, design = 1, sided.test = 2, nfractional = FALSE, conf.level = 0.95, method =</w:t>
       </w:r>
       <w:r>
         <w:t xml:space="preserve"> </w:t>

--- a/docs/index.docx
+++ b/docs/index.docx
@@ -26,6 +26,12 @@
       <w:r>
         <w:t xml:space="preserve">In vitro fertilization (IVF) success depends depends on several factors, including the woman’s age, the cause of infertility, embryo quality, and previous reproductive history. Additionally, lifestyle factors such as body mass index and smoking can also influence success rates.</w:t>
       </w:r>
+      <w:r>
+        <w:t xml:space="preserve"> </w:t>
+      </w:r>
+      <w:r>
+        <w:t xml:space="preserve">[1]</w:t>
+      </w:r>
     </w:p>
     <w:p>
       <w:pPr>
@@ -38,7 +44,7 @@
         <w:t xml:space="preserve"> </w:t>
       </w:r>
       <w:r>
-        <w:t xml:space="preserve">[1]</w:t>
+        <w:t xml:space="preserve">[2]</w:t>
       </w:r>
     </w:p>
     <w:p>
@@ -148,7 +154,29 @@
         <w:t xml:space="preserve">Study period:</w:t>
       </w:r>
       <w:r>
-        <w:t xml:space="preserve"> planned to begin in August 2026</w:t>
+        <w:t xml:space="preserve"> </w:t>
+      </w:r>
+    </w:p>
+    <w:p>
+      <w:pPr>
+        <w:numPr>
+          <w:ilvl w:val="1"/>
+          <w:numId w:val="1002"/>
+        </w:numPr>
+      </w:pPr>
+      <w:r>
+        <w:t xml:space="preserve">Anticipated start date: August 2026</w:t>
+      </w:r>
+    </w:p>
+    <w:p>
+      <w:pPr>
+        <w:numPr>
+          <w:ilvl w:val="1"/>
+          <w:numId w:val="1002"/>
+        </w:numPr>
+      </w:pPr>
+      <w:r>
+        <w:t xml:space="preserve">Anticipated end date: November 2026</w:t>
       </w:r>
     </w:p>
     <w:bookmarkEnd w:id="11"/>
@@ -192,7 +220,7 @@
       <w:pPr>
         <w:numPr>
           <w:ilvl w:val="0"/>
-          <w:numId w:val="1002"/>
+          <w:numId w:val="1003"/>
         </w:numPr>
       </w:pPr>
       <w:r>
@@ -203,7 +231,7 @@
       <w:pPr>
         <w:numPr>
           <w:ilvl w:val="0"/>
-          <w:numId w:val="1002"/>
+          <w:numId w:val="1003"/>
         </w:numPr>
       </w:pPr>
       <w:r>
@@ -214,7 +242,7 @@
       <w:pPr>
         <w:numPr>
           <w:ilvl w:val="0"/>
-          <w:numId w:val="1002"/>
+          <w:numId w:val="1003"/>
         </w:numPr>
       </w:pPr>
       <w:r>
@@ -235,7 +263,7 @@
       <w:pPr>
         <w:numPr>
           <w:ilvl w:val="0"/>
-          <w:numId w:val="1003"/>
+          <w:numId w:val="1004"/>
         </w:numPr>
       </w:pPr>
       <w:r>
@@ -246,7 +274,7 @@
       <w:pPr>
         <w:numPr>
           <w:ilvl w:val="0"/>
-          <w:numId w:val="1003"/>
+          <w:numId w:val="1004"/>
         </w:numPr>
       </w:pPr>
       <w:r>
@@ -257,7 +285,7 @@
       <w:pPr>
         <w:numPr>
           <w:ilvl w:val="0"/>
-          <w:numId w:val="1003"/>
+          <w:numId w:val="1004"/>
         </w:numPr>
       </w:pPr>
       <w:r>
@@ -268,7 +296,7 @@
       <w:pPr>
         <w:numPr>
           <w:ilvl w:val="0"/>
-          <w:numId w:val="1003"/>
+          <w:numId w:val="1004"/>
         </w:numPr>
       </w:pPr>
       <w:r>
@@ -300,7 +328,7 @@
         <w:pStyle w:val="Compact"/>
         <w:numPr>
           <w:ilvl w:val="0"/>
-          <w:numId w:val="1004"/>
+          <w:numId w:val="1005"/>
         </w:numPr>
       </w:pPr>
       <w:r>
@@ -332,7 +360,7 @@
         <w:pStyle w:val="Compact"/>
         <w:numPr>
           <w:ilvl w:val="0"/>
-          <w:numId w:val="1005"/>
+          <w:numId w:val="1006"/>
         </w:numPr>
       </w:pPr>
       <w:r>
@@ -371,7 +399,7 @@
         <w:pStyle w:val="Compact"/>
         <w:numPr>
           <w:ilvl w:val="0"/>
-          <w:numId w:val="1006"/>
+          <w:numId w:val="1007"/>
         </w:numPr>
       </w:pPr>
       <w:r>
@@ -396,7 +424,7 @@
       <w:pPr>
         <w:numPr>
           <w:ilvl w:val="0"/>
-          <w:numId w:val="1007"/>
+          <w:numId w:val="1008"/>
         </w:numPr>
       </w:pPr>
       <w:r>
@@ -407,7 +435,7 @@
       <w:pPr>
         <w:numPr>
           <w:ilvl w:val="0"/>
-          <w:numId w:val="1007"/>
+          <w:numId w:val="1008"/>
         </w:numPr>
       </w:pPr>
       <w:r>
@@ -418,7 +446,7 @@
       <w:pPr>
         <w:numPr>
           <w:ilvl w:val="0"/>
-          <w:numId w:val="1007"/>
+          <w:numId w:val="1008"/>
         </w:numPr>
       </w:pPr>
       <w:r>
@@ -457,7 +485,7 @@
       <w:pPr>
         <w:numPr>
           <w:ilvl w:val="0"/>
-          <w:numId w:val="1008"/>
+          <w:numId w:val="1009"/>
         </w:numPr>
       </w:pPr>
       <w:r>
@@ -468,7 +496,7 @@
       <w:pPr>
         <w:numPr>
           <w:ilvl w:val="0"/>
-          <w:numId w:val="1008"/>
+          <w:numId w:val="1009"/>
         </w:numPr>
       </w:pPr>
       <w:r>
@@ -479,7 +507,7 @@
       <w:pPr>
         <w:numPr>
           <w:ilvl w:val="0"/>
-          <w:numId w:val="1008"/>
+          <w:numId w:val="1009"/>
         </w:numPr>
       </w:pPr>
       <w:r>
@@ -500,7 +528,7 @@
       <w:pPr>
         <w:numPr>
           <w:ilvl w:val="0"/>
-          <w:numId w:val="1009"/>
+          <w:numId w:val="1010"/>
         </w:numPr>
       </w:pPr>
       <w:r>
@@ -511,7 +539,7 @@
       <w:pPr>
         <w:numPr>
           <w:ilvl w:val="0"/>
-          <w:numId w:val="1009"/>
+          <w:numId w:val="1010"/>
         </w:numPr>
       </w:pPr>
       <w:r>
@@ -522,7 +550,7 @@
       <w:pPr>
         <w:numPr>
           <w:ilvl w:val="0"/>
-          <w:numId w:val="1009"/>
+          <w:numId w:val="1010"/>
         </w:numPr>
       </w:pPr>
       <w:r>
@@ -533,7 +561,7 @@
       <w:pPr>
         <w:numPr>
           <w:ilvl w:val="0"/>
-          <w:numId w:val="1009"/>
+          <w:numId w:val="1010"/>
         </w:numPr>
       </w:pPr>
       <w:r>
@@ -554,7 +582,7 @@
       <w:pPr>
         <w:numPr>
           <w:ilvl w:val="0"/>
-          <w:numId w:val="1010"/>
+          <w:numId w:val="1011"/>
         </w:numPr>
       </w:pPr>
       <w:r>
@@ -565,7 +593,7 @@
       <w:pPr>
         <w:numPr>
           <w:ilvl w:val="0"/>
-          <w:numId w:val="1010"/>
+          <w:numId w:val="1011"/>
         </w:numPr>
       </w:pPr>
       <w:r>
@@ -576,7 +604,7 @@
       <w:pPr>
         <w:numPr>
           <w:ilvl w:val="0"/>
-          <w:numId w:val="1010"/>
+          <w:numId w:val="1011"/>
         </w:numPr>
       </w:pPr>
       <w:r>
@@ -587,7 +615,7 @@
       <w:pPr>
         <w:numPr>
           <w:ilvl w:val="0"/>
-          <w:numId w:val="1010"/>
+          <w:numId w:val="1011"/>
         </w:numPr>
       </w:pPr>
       <w:r>
@@ -598,7 +626,7 @@
       <w:pPr>
         <w:numPr>
           <w:ilvl w:val="0"/>
-          <w:numId w:val="1010"/>
+          <w:numId w:val="1011"/>
         </w:numPr>
       </w:pPr>
       <w:r>
@@ -609,7 +637,7 @@
       <w:pPr>
         <w:numPr>
           <w:ilvl w:val="0"/>
-          <w:numId w:val="1010"/>
+          <w:numId w:val="1011"/>
         </w:numPr>
       </w:pPr>
       <w:r>
@@ -629,7 +657,10 @@
     </w:p>
     <w:p>
       <w:pPr>
-        <w:pStyle w:val="FirstParagraph"/>
+        <w:numPr>
+          <w:ilvl w:val="0"/>
+          <w:numId w:val="1012"/>
+        </w:numPr>
       </w:pPr>
       <w:r>
         <w:t xml:space="preserve">Estimate based on:</w:t>
@@ -638,41 +669,30 @@
     <w:p>
       <w:pPr>
         <w:numPr>
-          <w:ilvl w:val="0"/>
-          <w:numId w:val="1011"/>
-        </w:numPr>
-      </w:pPr>
-      <w:r>
-        <w:t xml:space="preserve">the expected study odds ratio: 1.6</w:t>
-      </w:r>
-    </w:p>
-    <w:p>
-      <w:pPr>
-        <w:numPr>
-          <w:ilvl w:val="0"/>
-          <w:numId w:val="1011"/>
-        </w:numPr>
-      </w:pPr>
-      <w:r>
-        <w:t xml:space="preserve">exposure amongst the cases: 0.75</w:t>
-      </w:r>
-    </w:p>
-    <w:p>
-      <w:pPr>
-        <w:numPr>
-          <w:ilvl w:val="0"/>
-          <w:numId w:val="1011"/>
-        </w:numPr>
-      </w:pPr>
-      <w:r>
-        <w:t xml:space="preserve">exposure amongst the controls: 0.65</w:t>
-      </w:r>
-    </w:p>
-    <w:p>
-      <w:pPr>
-        <w:numPr>
-          <w:ilvl w:val="0"/>
-          <w:numId w:val="1011"/>
+          <w:ilvl w:val="1"/>
+          <w:numId w:val="1013"/>
+        </w:numPr>
+      </w:pPr>
+      <w:r>
+        <w:t xml:space="preserve">expected study odds ratio: 1.8</w:t>
+      </w:r>
+    </w:p>
+    <w:p>
+      <w:pPr>
+        <w:numPr>
+          <w:ilvl w:val="1"/>
+          <w:numId w:val="1013"/>
+        </w:numPr>
+      </w:pPr>
+      <w:r>
+        <w:t xml:space="preserve">exposure amongst the controls: 0.6</w:t>
+      </w:r>
+    </w:p>
+    <w:p>
+      <w:pPr>
+        <w:numPr>
+          <w:ilvl w:val="1"/>
+          <w:numId w:val="1013"/>
         </w:numPr>
       </w:pPr>
       <w:r>
@@ -682,8 +702,8 @@
     <w:p>
       <w:pPr>
         <w:numPr>
-          <w:ilvl w:val="0"/>
-          <w:numId w:val="1011"/>
+          <w:ilvl w:val="1"/>
+          <w:numId w:val="1013"/>
         </w:numPr>
       </w:pPr>
       <w:r>
@@ -692,30 +712,63 @@
     </w:p>
     <w:p>
       <w:pPr>
-        <w:pStyle w:val="FirstParagraph"/>
-      </w:pPr>
-      <w:r>
-        <w:t xml:space="preserve">The sample is 684 (342 cases and 342 controls).</w:t>
-      </w:r>
-      <w:r>
-        <w:br/>
-      </w:r>
-    </w:p>
-    <w:p>
-      <w:pPr>
-        <w:pStyle w:val="BodyText"/>
-      </w:pPr>
-      <w:r>
-        <w:t xml:space="preserve">Script using the package epiR in R version 4.6 [epi.sscc(N = NA, OR=1.6, p1 = .75, p0=.65, n=NA, power=.8, r = 1, phi.coef = 0, design = 1, sided.test = 2, nfractional = FALSE, conf.level = 0.95, method =</w:t>
+        <w:numPr>
+          <w:ilvl w:val="0"/>
+          <w:numId w:val="1012"/>
+        </w:numPr>
+      </w:pPr>
+      <w:r>
+        <w:t xml:space="preserve">The sample is 414 (207 cases and 207 controls).</w:t>
       </w:r>
       <w:r>
         <w:t xml:space="preserve"> </w:t>
       </w:r>
       <w:r>
+        <w:t xml:space="preserve">[3]</w:t>
+      </w:r>
+    </w:p>
+    <w:p>
+      <w:pPr>
+        <w:numPr>
+          <w:ilvl w:val="0"/>
+          <w:numId w:val="1012"/>
+        </w:numPr>
+      </w:pPr>
+      <w:r>
+        <w:t xml:space="preserve">Script using the package epiR</w:t>
+      </w:r>
+      <w:r>
+        <w:t xml:space="preserve"> </w:t>
+      </w:r>
+      <w:r>
+        <w:t xml:space="preserve">[4]</w:t>
+      </w:r>
+      <w:r>
+        <w:t xml:space="preserve"> </w:t>
+      </w:r>
+      <w:r>
+        <w:t xml:space="preserve">in R version 4.6</w:t>
+      </w:r>
+      <w:r>
+        <w:t xml:space="preserve"> </w:t>
+      </w:r>
+      <w:r>
+        <w:t xml:space="preserve">[5]</w:t>
+      </w:r>
+      <w:r>
+        <w:t xml:space="preserve"> </w:t>
+      </w:r>
+      <w:r>
+        <w:t xml:space="preserve">[epi.sscc(N = NA, OR=1.8, p1 = NA, p0=.6, n=NA, power=.8, r = 1, sided.test = 2, conf.level = 0.95, method =</w:t>
+      </w:r>
+      <w:r>
+        <w:t xml:space="preserve"> </w:t>
+      </w:r>
+      <w:r>
         <w:t xml:space="preserve">“unmatched”</w:t>
       </w:r>
       <w:r>
-        <w:t xml:space="preserve">, fleiss = FALSE)]</w:t>
+        <w:t xml:space="preserve">)]</w:t>
       </w:r>
     </w:p>
     <w:bookmarkEnd w:id="26"/>
@@ -732,7 +785,7 @@
       <w:pPr>
         <w:numPr>
           <w:ilvl w:val="0"/>
-          <w:numId w:val="1012"/>
+          <w:numId w:val="1014"/>
         </w:numPr>
       </w:pPr>
       <w:r>
@@ -743,7 +796,7 @@
       <w:pPr>
         <w:numPr>
           <w:ilvl w:val="0"/>
-          <w:numId w:val="1012"/>
+          <w:numId w:val="1014"/>
         </w:numPr>
       </w:pPr>
       <w:r>
@@ -754,7 +807,7 @@
       <w:pPr>
         <w:numPr>
           <w:ilvl w:val="0"/>
-          <w:numId w:val="1012"/>
+          <w:numId w:val="1014"/>
         </w:numPr>
       </w:pPr>
       <w:r>
@@ -792,7 +845,7 @@
       <w:pPr>
         <w:numPr>
           <w:ilvl w:val="0"/>
-          <w:numId w:val="1013"/>
+          <w:numId w:val="1015"/>
         </w:numPr>
       </w:pPr>
       <w:r>
@@ -803,7 +856,7 @@
       <w:pPr>
         <w:numPr>
           <w:ilvl w:val="0"/>
-          <w:numId w:val="1013"/>
+          <w:numId w:val="1015"/>
         </w:numPr>
       </w:pPr>
       <w:r>
@@ -814,7 +867,7 @@
       <w:pPr>
         <w:numPr>
           <w:ilvl w:val="1"/>
-          <w:numId w:val="1014"/>
+          <w:numId w:val="1016"/>
         </w:numPr>
       </w:pPr>
       <w:r>
@@ -825,7 +878,7 @@
       <w:pPr>
         <w:numPr>
           <w:ilvl w:val="1"/>
-          <w:numId w:val="1014"/>
+          <w:numId w:val="1016"/>
         </w:numPr>
       </w:pPr>
       <w:r>
@@ -847,7 +900,7 @@
         <w:pStyle w:val="Compact"/>
         <w:numPr>
           <w:ilvl w:val="0"/>
-          <w:numId w:val="1015"/>
+          <w:numId w:val="1017"/>
         </w:numPr>
       </w:pPr>
       <w:r>
@@ -869,7 +922,7 @@
         <w:pStyle w:val="Compact"/>
         <w:numPr>
           <w:ilvl w:val="1"/>
-          <w:numId w:val="1016"/>
+          <w:numId w:val="1018"/>
         </w:numPr>
       </w:pPr>
       <w:r>
@@ -881,7 +934,7 @@
         <w:pStyle w:val="Compact"/>
         <w:numPr>
           <w:ilvl w:val="1"/>
-          <w:numId w:val="1016"/>
+          <w:numId w:val="1018"/>
         </w:numPr>
       </w:pPr>
       <w:r>
@@ -893,7 +946,7 @@
         <w:pStyle w:val="Compact"/>
         <w:numPr>
           <w:ilvl w:val="0"/>
-          <w:numId w:val="1015"/>
+          <w:numId w:val="1017"/>
         </w:numPr>
       </w:pPr>
       <w:r>
@@ -929,7 +982,7 @@
       <w:pPr>
         <w:numPr>
           <w:ilvl w:val="0"/>
-          <w:numId w:val="1017"/>
+          <w:numId w:val="1019"/>
         </w:numPr>
       </w:pPr>
       <w:r>
@@ -940,7 +993,7 @@
       <w:pPr>
         <w:numPr>
           <w:ilvl w:val="0"/>
-          <w:numId w:val="1017"/>
+          <w:numId w:val="1019"/>
         </w:numPr>
       </w:pPr>
       <w:r>
@@ -951,7 +1004,7 @@
       <w:pPr>
         <w:numPr>
           <w:ilvl w:val="0"/>
-          <w:numId w:val="1017"/>
+          <w:numId w:val="1019"/>
         </w:numPr>
       </w:pPr>
       <w:r>
@@ -962,7 +1015,7 @@
       <w:pPr>
         <w:numPr>
           <w:ilvl w:val="0"/>
-          <w:numId w:val="1017"/>
+          <w:numId w:val="1019"/>
         </w:numPr>
       </w:pPr>
       <w:r>
@@ -973,7 +1026,7 @@
       <w:pPr>
         <w:numPr>
           <w:ilvl w:val="0"/>
-          <w:numId w:val="1017"/>
+          <w:numId w:val="1019"/>
         </w:numPr>
       </w:pPr>
       <w:r>
@@ -994,7 +1047,7 @@
       <w:pPr>
         <w:numPr>
           <w:ilvl w:val="0"/>
-          <w:numId w:val="1018"/>
+          <w:numId w:val="1020"/>
         </w:numPr>
       </w:pPr>
       <w:r>
@@ -1005,7 +1058,7 @@
       <w:pPr>
         <w:numPr>
           <w:ilvl w:val="1"/>
-          <w:numId w:val="1019"/>
+          <w:numId w:val="1021"/>
         </w:numPr>
       </w:pPr>
       <w:r>
@@ -1016,7 +1069,7 @@
       <w:pPr>
         <w:numPr>
           <w:ilvl w:val="1"/>
-          <w:numId w:val="1019"/>
+          <w:numId w:val="1021"/>
         </w:numPr>
       </w:pPr>
       <w:r>
@@ -1027,7 +1080,7 @@
       <w:pPr>
         <w:numPr>
           <w:ilvl w:val="1"/>
-          <w:numId w:val="1019"/>
+          <w:numId w:val="1021"/>
         </w:numPr>
       </w:pPr>
       <w:r>
@@ -1038,7 +1091,7 @@
       <w:pPr>
         <w:numPr>
           <w:ilvl w:val="1"/>
-          <w:numId w:val="1019"/>
+          <w:numId w:val="1021"/>
         </w:numPr>
       </w:pPr>
       <w:r>
@@ -1060,7 +1113,7 @@
       <w:pPr>
         <w:numPr>
           <w:ilvl w:val="0"/>
-          <w:numId w:val="1020"/>
+          <w:numId w:val="1022"/>
         </w:numPr>
       </w:pPr>
       <w:r>
@@ -1078,7 +1131,7 @@
       <w:pPr>
         <w:numPr>
           <w:ilvl w:val="0"/>
-          <w:numId w:val="1020"/>
+          <w:numId w:val="1022"/>
         </w:numPr>
       </w:pPr>
       <w:r>
@@ -1105,7 +1158,7 @@
       <w:pPr>
         <w:numPr>
           <w:ilvl w:val="0"/>
-          <w:numId w:val="1021"/>
+          <w:numId w:val="1023"/>
         </w:numPr>
       </w:pPr>
       <w:r>
@@ -1116,7 +1169,7 @@
       <w:pPr>
         <w:numPr>
           <w:ilvl w:val="0"/>
-          <w:numId w:val="1021"/>
+          <w:numId w:val="1023"/>
         </w:numPr>
       </w:pPr>
       <w:r>
@@ -1127,7 +1180,7 @@
       <w:pPr>
         <w:numPr>
           <w:ilvl w:val="0"/>
-          <w:numId w:val="1021"/>
+          <w:numId w:val="1023"/>
         </w:numPr>
       </w:pPr>
       <w:r>
@@ -1149,7 +1202,7 @@
       <w:pPr>
         <w:numPr>
           <w:ilvl w:val="0"/>
-          <w:numId w:val="1022"/>
+          <w:numId w:val="1024"/>
         </w:numPr>
       </w:pPr>
       <w:r>
@@ -1160,7 +1213,7 @@
       <w:pPr>
         <w:numPr>
           <w:ilvl w:val="0"/>
-          <w:numId w:val="1022"/>
+          <w:numId w:val="1024"/>
         </w:numPr>
       </w:pPr>
       <w:r>
@@ -1171,7 +1224,7 @@
       <w:pPr>
         <w:numPr>
           <w:ilvl w:val="0"/>
-          <w:numId w:val="1022"/>
+          <w:numId w:val="1024"/>
         </w:numPr>
       </w:pPr>
       <w:r>
@@ -1192,7 +1245,7 @@
       <w:pPr>
         <w:numPr>
           <w:ilvl w:val="0"/>
-          <w:numId w:val="1023"/>
+          <w:numId w:val="1025"/>
         </w:numPr>
       </w:pPr>
       <w:r>
@@ -1203,7 +1256,7 @@
       <w:pPr>
         <w:numPr>
           <w:ilvl w:val="0"/>
-          <w:numId w:val="1023"/>
+          <w:numId w:val="1025"/>
         </w:numPr>
       </w:pPr>
       <w:r>
@@ -1379,7 +1432,7 @@
       </w:tr>
     </w:tbl>
     <w:bookmarkEnd w:id="37"/>
-    <w:bookmarkStart w:id="41" w:name="strengths"/>
+    <w:bookmarkStart w:id="48" w:name="strengths"/>
     <w:p>
       <w:pPr>
         <w:pStyle w:val="Heading2"/>
@@ -1392,7 +1445,7 @@
       <w:pPr>
         <w:numPr>
           <w:ilvl w:val="0"/>
-          <w:numId w:val="1024"/>
+          <w:numId w:val="1026"/>
         </w:numPr>
       </w:pPr>
       <w:r>
@@ -1403,7 +1456,7 @@
       <w:pPr>
         <w:numPr>
           <w:ilvl w:val="0"/>
-          <w:numId w:val="1024"/>
+          <w:numId w:val="1026"/>
         </w:numPr>
       </w:pPr>
       <w:r>
@@ -1414,26 +1467,50 @@
       <w:pPr>
         <w:numPr>
           <w:ilvl w:val="0"/>
-          <w:numId w:val="1024"/>
+          <w:numId w:val="1026"/>
         </w:numPr>
       </w:pPr>
       <w:r>
         <w:t xml:space="preserve">Feasible using existing IVF databases</w:t>
       </w:r>
     </w:p>
-    <w:bookmarkStart w:id="40" w:name="refs"/>
-    <w:bookmarkStart w:id="39" w:name="ref-létourneau2026"/>
+    <w:bookmarkStart w:id="47" w:name="refs"/>
+    <w:bookmarkStart w:id="39" w:name="ref-Manimala2024"/>
     <w:p>
       <w:pPr>
         <w:pStyle w:val="Bibliography"/>
       </w:pPr>
       <w:r>
-        <w:t xml:space="preserve">1. Létourneau I, Walker M, Gale J. The impact of a previous cesarean delivery on in vitro fertilization outcomes: A registry-based cohort study. American Journal of Obstetrics and Gynecology [Internet]. 2026;234:1671–9. Available from:</w:t>
+        <w:t xml:space="preserve">1. Manimala N.</w:t>
       </w:r>
       <w:r>
         <w:t xml:space="preserve"> </w:t>
       </w:r>
       <w:hyperlink r:id="rId38">
+        <w:r>
+          <w:rPr>
+            <w:rStyle w:val="Hyperlink"/>
+          </w:rPr>
+          <w:t xml:space="preserve">Predictors of success following in vitro fertilization</w:t>
+        </w:r>
+      </w:hyperlink>
+      <w:r>
+        <w:t xml:space="preserve">. Fertility and Sterility. 2024;</w:t>
+      </w:r>
+    </w:p>
+    <w:bookmarkEnd w:id="39"/>
+    <w:bookmarkStart w:id="41" w:name="ref-létourneau2026"/>
+    <w:p>
+      <w:pPr>
+        <w:pStyle w:val="Bibliography"/>
+      </w:pPr>
+      <w:r>
+        <w:t xml:space="preserve">2. Létourneau I, Walker M, Gale J. The impact of a previous cesarean delivery on in vitro fertilization outcomes: A registry-based cohort study. American Journal of Obstetrics and Gynecology [Internet]. 2026;234:1671–9. Available from:</w:t>
+      </w:r>
+      <w:r>
+        <w:t xml:space="preserve"> </w:t>
+      </w:r>
+      <w:hyperlink r:id="rId40">
         <w:r>
           <w:rPr>
             <w:rStyle w:val="Hyperlink"/>
@@ -1442,9 +1519,61 @@
         </w:r>
       </w:hyperlink>
     </w:p>
-    <w:bookmarkEnd w:id="39"/>
-    <w:bookmarkEnd w:id="40"/>
     <w:bookmarkEnd w:id="41"/>
+    <w:bookmarkStart w:id="42" w:name="ref-fleiss2003"/>
+    <w:p>
+      <w:pPr>
+        <w:pStyle w:val="Bibliography"/>
+      </w:pPr>
+      <w:r>
+        <w:t xml:space="preserve">3. Fleiss JL, Levin B, Paik MC. Statistical methods for rates and proportions. 3rd ed. New York: John Wiley &amp; Sons; 2003.</w:t>
+      </w:r>
+    </w:p>
+    <w:bookmarkEnd w:id="42"/>
+    <w:bookmarkStart w:id="44" w:name="ref-epiR2093"/>
+    <w:p>
+      <w:pPr>
+        <w:pStyle w:val="Bibliography"/>
+      </w:pPr>
+      <w:r>
+        <w:t xml:space="preserve">4. Stevenson M, Nunes T, Heuer C, Marshall J, Sanchez J, Thornton R, et al. epiR: Tools for the analysis of epidemiological data [Internet]. 2024. Available from:</w:t>
+      </w:r>
+      <w:r>
+        <w:t xml:space="preserve"> </w:t>
+      </w:r>
+      <w:hyperlink r:id="rId43">
+        <w:r>
+          <w:rPr>
+            <w:rStyle w:val="Hyperlink"/>
+          </w:rPr>
+          <w:t xml:space="preserve">https://CRAN.R-project.org/package=epiR</w:t>
+        </w:r>
+      </w:hyperlink>
+    </w:p>
+    <w:bookmarkEnd w:id="44"/>
+    <w:bookmarkStart w:id="46" w:name="ref-RCoreTeam2026"/>
+    <w:p>
+      <w:pPr>
+        <w:pStyle w:val="Bibliography"/>
+      </w:pPr>
+      <w:r>
+        <w:t xml:space="preserve">5. R Core Team. R: A language and environment for statistical computing [Internet]. Vienna, Austria: R Foundation for Statistical Computing; 2026. Available from:</w:t>
+      </w:r>
+      <w:r>
+        <w:t xml:space="preserve"> </w:t>
+      </w:r>
+      <w:hyperlink r:id="rId45">
+        <w:r>
+          <w:rPr>
+            <w:rStyle w:val="Hyperlink"/>
+          </w:rPr>
+          <w:t xml:space="preserve">https://www.R-project.org/</w:t>
+        </w:r>
+      </w:hyperlink>
+    </w:p>
+    <w:bookmarkEnd w:id="46"/>
+    <w:bookmarkEnd w:id="47"/>
+    <w:bookmarkEnd w:id="48"/>
     <w:sectPr>
       <w:footnotePr>
         <w:numRestart w:val="eachSect"/>
@@ -1731,6 +1860,12 @@
     <w:abstractNumId w:val="991"/>
   </w:num>
   <w:num w:numId="1024">
+    <w:abstractNumId w:val="991"/>
+  </w:num>
+  <w:num w:numId="1025">
+    <w:abstractNumId w:val="991"/>
+  </w:num>
+  <w:num w:numId="1026">
     <w:abstractNumId w:val="991"/>
   </w:num>
 </w:numbering>

--- a/docs/index.docx
+++ b/docs/index.docx
@@ -7,7 +7,7 @@
         <w:pStyle w:val="Title"/>
       </w:pPr>
       <w:r>
-        <w:t xml:space="preserve">Association Between Prior Cesarean Delivery and IVF Outcome: A Case–Control Study Protocol</w:t>
+        <w:t xml:space="preserve">Prior Cesarean Delivery and IVF Outcome: A Case–Control Study Protocol</w:t>
       </w:r>
     </w:p>
     <w:bookmarkStart w:id="9" w:name="background-and-rationale"/>

--- a/docs/index.docx
+++ b/docs/index.docx
@@ -38,13 +38,19 @@
         <w:pStyle w:val="BodyText"/>
       </w:pPr>
       <w:r>
-        <w:t xml:space="preserve">Prior cesarean delivery (CD) may affect uterine integrity, potentially influencing implantation and pregnancy outcomes. However, evidence remains inconsistent. One recent study suggested that a previous cesarean delivery may reduce IVF outcomes after the first subsequent embryo transfer when compared with a previous vaginal delivery.</w:t>
+        <w:t xml:space="preserve">Prior cesarean delivery (CD) may affect uterine integrity, potentially influencing implantation and pregnancy outcomes. Few studies reported a modest reduction in pregnancy rates in IVF cycles in with a previous cesarean delivery compared with a previous vaginal delivery.</w:t>
       </w:r>
       <w:r>
         <w:t xml:space="preserve"> </w:t>
       </w:r>
       <w:r>
-        <w:t xml:space="preserve">[2]</w:t>
+        <w:t xml:space="preserve">[2,3]</w:t>
+      </w:r>
+      <w:r>
+        <w:t xml:space="preserve"> </w:t>
+      </w:r>
+      <w:r>
+        <w:t xml:space="preserve">However, evidence remains insufficient.</w:t>
       </w:r>
     </w:p>
     <w:p>
@@ -724,7 +730,7 @@
         <w:t xml:space="preserve"> </w:t>
       </w:r>
       <w:r>
-        <w:t xml:space="preserve">[3]</w:t>
+        <w:t xml:space="preserve">[4]</w:t>
       </w:r>
     </w:p>
     <w:p>
@@ -741,7 +747,7 @@
         <w:t xml:space="preserve"> </w:t>
       </w:r>
       <w:r>
-        <w:t xml:space="preserve">[4]</w:t>
+        <w:t xml:space="preserve">[5]</w:t>
       </w:r>
       <w:r>
         <w:t xml:space="preserve"> </w:t>
@@ -753,7 +759,7 @@
         <w:t xml:space="preserve"> </w:t>
       </w:r>
       <w:r>
-        <w:t xml:space="preserve">[5]</w:t>
+        <w:t xml:space="preserve">[6]</w:t>
       </w:r>
       <w:r>
         <w:t xml:space="preserve"> </w:t>
@@ -1432,7 +1438,7 @@
       </w:tr>
     </w:tbl>
     <w:bookmarkEnd w:id="37"/>
-    <w:bookmarkStart w:id="48" w:name="strengths"/>
+    <w:bookmarkStart w:id="50" w:name="strengths"/>
     <w:p>
       <w:pPr>
         <w:pStyle w:val="Heading2"/>
@@ -1474,7 +1480,7 @@
         <w:t xml:space="preserve">Feasible using existing IVF databases</w:t>
       </w:r>
     </w:p>
-    <w:bookmarkStart w:id="47" w:name="refs"/>
+    <w:bookmarkStart w:id="49" w:name="refs"/>
     <w:bookmarkStart w:id="39" w:name="ref-Manimala2024"/>
     <w:p>
       <w:pPr>
@@ -1520,28 +1526,49 @@
       </w:hyperlink>
     </w:p>
     <w:bookmarkEnd w:id="41"/>
-    <w:bookmarkStart w:id="42" w:name="ref-fleiss2003"/>
+    <w:bookmarkStart w:id="43" w:name="ref-wang2017"/>
     <w:p>
       <w:pPr>
         <w:pStyle w:val="Bibliography"/>
       </w:pPr>
       <w:r>
-        <w:t xml:space="preserve">3. Fleiss JL, Levin B, Paik MC. Statistical methods for rates and proportions. 3rd ed. New York: John Wiley &amp; Sons; 2003.</w:t>
-      </w:r>
-    </w:p>
-    <w:bookmarkEnd w:id="42"/>
-    <w:bookmarkStart w:id="44" w:name="ref-epiR2093"/>
+        <w:t xml:space="preserve">3. Wang Y, Yin T, Xu W, Qi Q, Wang X, Yang J. Reproductive outcomes in women with prior cesarean section undergoing in vitro fertilization: A retrospective case-control study. Current Medical Science [Internet]. 2017;37:922–7. Available from:</w:t>
+      </w:r>
+      <w:r>
+        <w:t xml:space="preserve"> </w:t>
+      </w:r>
+      <w:hyperlink r:id="rId42">
+        <w:r>
+          <w:rPr>
+            <w:rStyle w:val="Hyperlink"/>
+          </w:rPr>
+          <w:t xml:space="preserve">http://dx.doi.org/10.1007/s11596-017-1828-3</w:t>
+        </w:r>
+      </w:hyperlink>
+    </w:p>
+    <w:bookmarkEnd w:id="43"/>
+    <w:bookmarkStart w:id="44" w:name="ref-fleiss2003"/>
     <w:p>
       <w:pPr>
         <w:pStyle w:val="Bibliography"/>
       </w:pPr>
       <w:r>
-        <w:t xml:space="preserve">4. Stevenson M, Nunes T, Heuer C, Marshall J, Sanchez J, Thornton R, et al. epiR: Tools for the analysis of epidemiological data [Internet]. 2024. Available from:</w:t>
+        <w:t xml:space="preserve">4. Fleiss JL, Levin B, Paik MC. Statistical methods for rates and proportions. 3rd ed. New York: John Wiley &amp; Sons; 2003.</w:t>
+      </w:r>
+    </w:p>
+    <w:bookmarkEnd w:id="44"/>
+    <w:bookmarkStart w:id="46" w:name="ref-epiR2093"/>
+    <w:p>
+      <w:pPr>
+        <w:pStyle w:val="Bibliography"/>
+      </w:pPr>
+      <w:r>
+        <w:t xml:space="preserve">5. Stevenson M, Nunes T, Heuer C, Marshall J, Sanchez J, Thornton R, et al. epiR: Tools for the analysis of epidemiological data [Internet]. 2024. Available from:</w:t>
       </w:r>
       <w:r>
         <w:t xml:space="preserve"> </w:t>
       </w:r>
-      <w:hyperlink r:id="rId43">
+      <w:hyperlink r:id="rId45">
         <w:r>
           <w:rPr>
             <w:rStyle w:val="Hyperlink"/>
@@ -1550,19 +1577,19 @@
         </w:r>
       </w:hyperlink>
     </w:p>
-    <w:bookmarkEnd w:id="44"/>
-    <w:bookmarkStart w:id="46" w:name="ref-RCoreTeam2026"/>
+    <w:bookmarkEnd w:id="46"/>
+    <w:bookmarkStart w:id="48" w:name="ref-RCoreTeam2026"/>
     <w:p>
       <w:pPr>
         <w:pStyle w:val="Bibliography"/>
       </w:pPr>
       <w:r>
-        <w:t xml:space="preserve">5. R Core Team. R: A language and environment for statistical computing [Internet]. Vienna, Austria: R Foundation for Statistical Computing; 2026. Available from:</w:t>
+        <w:t xml:space="preserve">6. R Core Team. R: A language and environment for statistical computing [Internet]. Vienna, Austria: R Foundation for Statistical Computing; 2026. Available from:</w:t>
       </w:r>
       <w:r>
         <w:t xml:space="preserve"> </w:t>
       </w:r>
-      <w:hyperlink r:id="rId45">
+      <w:hyperlink r:id="rId47">
         <w:r>
           <w:rPr>
             <w:rStyle w:val="Hyperlink"/>
@@ -1571,9 +1598,9 @@
         </w:r>
       </w:hyperlink>
     </w:p>
-    <w:bookmarkEnd w:id="46"/>
-    <w:bookmarkEnd w:id="47"/>
     <w:bookmarkEnd w:id="48"/>
+    <w:bookmarkEnd w:id="49"/>
+    <w:bookmarkEnd w:id="50"/>
     <w:sectPr>
       <w:footnotePr>
         <w:numRestart w:val="eachSect"/>

--- a/docs/index.docx
+++ b/docs/index.docx
@@ -38,19 +38,13 @@
         <w:pStyle w:val="BodyText"/>
       </w:pPr>
       <w:r>
-        <w:t xml:space="preserve">Prior cesarean delivery (CD) may affect uterine integrity, potentially influencing implantation and pregnancy outcomes. Few studies reported a modest reduction in pregnancy rates in IVF cycles in with a previous cesarean delivery compared with a previous vaginal delivery.</w:t>
+        <w:t xml:space="preserve">Prior cesarean delivery (CD) has been hypothesized to alter uterine integrity, thereby potentially affecting endometrial receptivity, embryo implantation, and subsequent pregnancy outcomes. However, the existing literature yields inconsistent and sometimes contradictory findings regarding the effect of previous cesarean delivery on assisted reproductive technology (ART) outcomes. Specifically, studies evaluating in vitro fertilization (IVF) have reported variable effects on key outcomes, including clinical pregnancy, miscarriage, preterm birth, and live birth rates, when compared with women who have a history of prior vaginal delivery.</w:t>
       </w:r>
       <w:r>
         <w:t xml:space="preserve"> </w:t>
       </w:r>
       <w:r>
-        <w:t xml:space="preserve">[2,3]</w:t>
-      </w:r>
-      <w:r>
-        <w:t xml:space="preserve"> </w:t>
-      </w:r>
-      <w:r>
-        <w:t xml:space="preserve">However, evidence remains insufficient.</w:t>
+        <w:t xml:space="preserve">[2–7]</w:t>
       </w:r>
     </w:p>
     <w:p>
@@ -58,7 +52,7 @@
         <w:pStyle w:val="BodyText"/>
       </w:pPr>
       <w:r>
-        <w:t xml:space="preserve">This study aims to clarify the association between prior cesarean delivery and IVF success.</w:t>
+        <w:t xml:space="preserve">This study aims to clarify the association between prior cesarean delivery and IVF success in the context of an extremely high cesarean section rates.</w:t>
       </w:r>
     </w:p>
     <w:bookmarkEnd w:id="9"/>
@@ -76,7 +70,7 @@
         <w:pStyle w:val="FirstParagraph"/>
       </w:pPr>
       <w:r>
-        <w:t xml:space="preserve">The primary Objective of this study is to evaluate whether a </w:t>
+        <w:t xml:space="preserve">The primary objective of this study is to evaluate whether a </w:t>
       </w:r>
       <w:r>
         <w:rPr>
@@ -730,7 +724,7 @@
         <w:t xml:space="preserve"> </w:t>
       </w:r>
       <w:r>
-        <w:t xml:space="preserve">[4]</w:t>
+        <w:t xml:space="preserve">[8]</w:t>
       </w:r>
     </w:p>
     <w:p>
@@ -747,7 +741,7 @@
         <w:t xml:space="preserve"> </w:t>
       </w:r>
       <w:r>
-        <w:t xml:space="preserve">[5]</w:t>
+        <w:t xml:space="preserve">[9]</w:t>
       </w:r>
       <w:r>
         <w:t xml:space="preserve"> </w:t>
@@ -759,7 +753,7 @@
         <w:t xml:space="preserve"> </w:t>
       </w:r>
       <w:r>
-        <w:t xml:space="preserve">[6]</w:t>
+        <w:t xml:space="preserve">[10]</w:t>
       </w:r>
       <w:r>
         <w:t xml:space="preserve"> </w:t>
@@ -1438,7 +1432,7 @@
       </w:tr>
     </w:tbl>
     <w:bookmarkEnd w:id="37"/>
-    <w:bookmarkStart w:id="50" w:name="strengths"/>
+    <w:bookmarkStart w:id="58" w:name="strengths"/>
     <w:p>
       <w:pPr>
         <w:pStyle w:val="Heading2"/>
@@ -1480,7 +1474,7 @@
         <w:t xml:space="preserve">Feasible using existing IVF databases</w:t>
       </w:r>
     </w:p>
-    <w:bookmarkStart w:id="49" w:name="refs"/>
+    <w:bookmarkStart w:id="57" w:name="refs"/>
     <w:bookmarkStart w:id="39" w:name="ref-Manimala2024"/>
     <w:p>
       <w:pPr>
@@ -1505,18 +1499,129 @@
       </w:r>
     </w:p>
     <w:bookmarkEnd w:id="39"/>
-    <w:bookmarkStart w:id="41" w:name="ref-létourneau2026"/>
+    <w:bookmarkStart w:id="41" w:name="ref-wang2017"/>
     <w:p>
       <w:pPr>
         <w:pStyle w:val="Bibliography"/>
       </w:pPr>
       <w:r>
-        <w:t xml:space="preserve">2. Létourneau I, Walker M, Gale J. The impact of a previous cesarean delivery on in vitro fertilization outcomes: A registry-based cohort study. American Journal of Obstetrics and Gynecology [Internet]. 2026;234:1671–9. Available from:</w:t>
+        <w:t xml:space="preserve">2. Wang Y, Yin T, Xu W, Qi Q, Wang X, Yang J. Reproductive outcomes in women with prior cesarean section undergoing in vitro fertilization: A retrospective case-control study. Current Medical Science [Internet]. 2017;37:922–7. Available from:</w:t>
       </w:r>
       <w:r>
         <w:t xml:space="preserve"> </w:t>
       </w:r>
       <w:hyperlink r:id="rId40">
+        <w:r>
+          <w:rPr>
+            <w:rStyle w:val="Hyperlink"/>
+          </w:rPr>
+          <w:t xml:space="preserve">http://dx.doi.org/10.1007/s11596-017-1828-3</w:t>
+        </w:r>
+      </w:hyperlink>
+    </w:p>
+    <w:bookmarkEnd w:id="41"/>
+    <w:bookmarkStart w:id="43" w:name="ref-vissers2020"/>
+    <w:p>
+      <w:pPr>
+        <w:pStyle w:val="Bibliography"/>
+      </w:pPr>
+      <w:r>
+        <w:t xml:space="preserve">3. Vissers J, Sluckin TC, Driel-Delprat CCR van, Schats R, Groot CJM, Lambalk CB, et al. Reduced pregnancy and live birth rates after in vitro fertilization in women with previous caesarean section: A retrospective cohort study. Human Reproduction [Internet]. 2020;35:595–604. Available from:</w:t>
+      </w:r>
+      <w:r>
+        <w:t xml:space="preserve"> </w:t>
+      </w:r>
+      <w:hyperlink r:id="rId42">
+        <w:r>
+          <w:rPr>
+            <w:rStyle w:val="Hyperlink"/>
+          </w:rPr>
+          <w:t xml:space="preserve">http://dx.doi.org/10.1093/humrep/dez295</w:t>
+        </w:r>
+      </w:hyperlink>
+    </w:p>
+    <w:bookmarkEnd w:id="43"/>
+    <w:bookmarkStart w:id="45" w:name="ref-riemma2021"/>
+    <w:p>
+      <w:pPr>
+        <w:pStyle w:val="Bibliography"/>
+      </w:pPr>
+      <w:r>
+        <w:t xml:space="preserve">4. Riemma G, De Franciscis P, Torella M, Narciso G, La Verde M, Morlando M, et al. Reproductive and pregnancy outcomes following embryo transfer in women with previous cesarean section: A systematic review and meta</w:t>
+      </w:r>
+      <w:r>
+        <w:t xml:space="preserve">-</w:t>
+      </w:r>
+      <w:r>
+        <w:t xml:space="preserve">analysis. Acta Obstetricia et Gynecologica Scandinavica [Internet]. 2021;100:1949–60. Available from:</w:t>
+      </w:r>
+      <w:r>
+        <w:t xml:space="preserve"> </w:t>
+      </w:r>
+      <w:hyperlink r:id="rId44">
+        <w:r>
+          <w:rPr>
+            <w:rStyle w:val="Hyperlink"/>
+          </w:rPr>
+          <w:t xml:space="preserve">http://dx.doi.org/10.1111/aogs.14239</w:t>
+        </w:r>
+      </w:hyperlink>
+    </w:p>
+    <w:bookmarkEnd w:id="45"/>
+    <w:bookmarkStart w:id="47" w:name="ref-wang2022"/>
+    <w:p>
+      <w:pPr>
+        <w:pStyle w:val="Bibliography"/>
+      </w:pPr>
+      <w:r>
+        <w:t xml:space="preserve">5. Wang L, Wang J, Lu N, Liu J, Diao F. Pregnancy and perinatal outcomes of patients with prior cesarean section after a single embryo transfer in IVF/ICSI: A retrospective cohort study. Frontiers in Endocrinology [Internet]. 2022;13. Available from:</w:t>
+      </w:r>
+      <w:r>
+        <w:t xml:space="preserve"> </w:t>
+      </w:r>
+      <w:hyperlink r:id="rId46">
+        <w:r>
+          <w:rPr>
+            <w:rStyle w:val="Hyperlink"/>
+          </w:rPr>
+          <w:t xml:space="preserve">http://dx.doi.org/10.3389/fendo.2022.851213</w:t>
+        </w:r>
+      </w:hyperlink>
+    </w:p>
+    <w:bookmarkEnd w:id="47"/>
+    <w:bookmarkStart w:id="49" w:name="ref-vitagliano2024"/>
+    <w:p>
+      <w:pPr>
+        <w:pStyle w:val="Bibliography"/>
+      </w:pPr>
+      <w:r>
+        <w:t xml:space="preserve">6. Vitagliano A, Cicinelli E, Viganò P, Sorgente G, Nicolì P, Busnelli A, et al. Isthmocele, not cesarean section per se, reduces in vitro fertilization success: A systematic review and meta-analysis of over 10,000 embryo transfer cycles. Fertility and Sterility [Internet]. 2024;121:299–313. Available from:</w:t>
+      </w:r>
+      <w:r>
+        <w:t xml:space="preserve"> </w:t>
+      </w:r>
+      <w:hyperlink r:id="rId48">
+        <w:r>
+          <w:rPr>
+            <w:rStyle w:val="Hyperlink"/>
+          </w:rPr>
+          <w:t xml:space="preserve">http://dx.doi.org/10.1016/j.fertnstert.2023.11.007</w:t>
+        </w:r>
+      </w:hyperlink>
+    </w:p>
+    <w:bookmarkEnd w:id="49"/>
+    <w:bookmarkStart w:id="51" w:name="ref-létourneau2026"/>
+    <w:p>
+      <w:pPr>
+        <w:pStyle w:val="Bibliography"/>
+      </w:pPr>
+      <w:r>
+        <w:t xml:space="preserve">7. Létourneau I, Walker M, Gale J. The impact of a previous cesarean delivery on in vitro fertilization outcomes: A registry-based cohort study. American Journal of Obstetrics and Gynecology [Internet]. 2026;234:1671–9. Available from:</w:t>
+      </w:r>
+      <w:r>
+        <w:t xml:space="preserve"> </w:t>
+      </w:r>
+      <w:hyperlink r:id="rId50">
         <w:r>
           <w:rPr>
             <w:rStyle w:val="Hyperlink"/>
@@ -1525,50 +1630,29 @@
         </w:r>
       </w:hyperlink>
     </w:p>
-    <w:bookmarkEnd w:id="41"/>
-    <w:bookmarkStart w:id="43" w:name="ref-wang2017"/>
+    <w:bookmarkEnd w:id="51"/>
+    <w:bookmarkStart w:id="52" w:name="ref-fleiss2003"/>
     <w:p>
       <w:pPr>
         <w:pStyle w:val="Bibliography"/>
       </w:pPr>
       <w:r>
-        <w:t xml:space="preserve">3. Wang Y, Yin T, Xu W, Qi Q, Wang X, Yang J. Reproductive outcomes in women with prior cesarean section undergoing in vitro fertilization: A retrospective case-control study. Current Medical Science [Internet]. 2017;37:922–7. Available from:</w:t>
+        <w:t xml:space="preserve">8. Fleiss JL, Levin B, Paik MC. Statistical methods for rates and proportions. 3rd ed. New York: John Wiley &amp; Sons; 2003.</w:t>
+      </w:r>
+    </w:p>
+    <w:bookmarkEnd w:id="52"/>
+    <w:bookmarkStart w:id="54" w:name="ref-epiR2093"/>
+    <w:p>
+      <w:pPr>
+        <w:pStyle w:val="Bibliography"/>
+      </w:pPr>
+      <w:r>
+        <w:t xml:space="preserve">9. Stevenson M, Nunes T, Heuer C, Marshall J, Sanchez J, Thornton R, et al. epiR: Tools for the analysis of epidemiological data [Internet]. 2024. Available from:</w:t>
       </w:r>
       <w:r>
         <w:t xml:space="preserve"> </w:t>
       </w:r>
-      <w:hyperlink r:id="rId42">
-        <w:r>
-          <w:rPr>
-            <w:rStyle w:val="Hyperlink"/>
-          </w:rPr>
-          <w:t xml:space="preserve">http://dx.doi.org/10.1007/s11596-017-1828-3</w:t>
-        </w:r>
-      </w:hyperlink>
-    </w:p>
-    <w:bookmarkEnd w:id="43"/>
-    <w:bookmarkStart w:id="44" w:name="ref-fleiss2003"/>
-    <w:p>
-      <w:pPr>
-        <w:pStyle w:val="Bibliography"/>
-      </w:pPr>
-      <w:r>
-        <w:t xml:space="preserve">4. Fleiss JL, Levin B, Paik MC. Statistical methods for rates and proportions. 3rd ed. New York: John Wiley &amp; Sons; 2003.</w:t>
-      </w:r>
-    </w:p>
-    <w:bookmarkEnd w:id="44"/>
-    <w:bookmarkStart w:id="46" w:name="ref-epiR2093"/>
-    <w:p>
-      <w:pPr>
-        <w:pStyle w:val="Bibliography"/>
-      </w:pPr>
-      <w:r>
-        <w:t xml:space="preserve">5. Stevenson M, Nunes T, Heuer C, Marshall J, Sanchez J, Thornton R, et al. epiR: Tools for the analysis of epidemiological data [Internet]. 2024. Available from:</w:t>
-      </w:r>
-      <w:r>
-        <w:t xml:space="preserve"> </w:t>
-      </w:r>
-      <w:hyperlink r:id="rId45">
+      <w:hyperlink r:id="rId53">
         <w:r>
           <w:rPr>
             <w:rStyle w:val="Hyperlink"/>
@@ -1577,19 +1661,19 @@
         </w:r>
       </w:hyperlink>
     </w:p>
-    <w:bookmarkEnd w:id="46"/>
-    <w:bookmarkStart w:id="48" w:name="ref-RCoreTeam2026"/>
+    <w:bookmarkEnd w:id="54"/>
+    <w:bookmarkStart w:id="56" w:name="ref-RCoreTeam2026"/>
     <w:p>
       <w:pPr>
         <w:pStyle w:val="Bibliography"/>
       </w:pPr>
       <w:r>
-        <w:t xml:space="preserve">6. R Core Team. R: A language and environment for statistical computing [Internet]. Vienna, Austria: R Foundation for Statistical Computing; 2026. Available from:</w:t>
+        <w:t xml:space="preserve">10. R Core Team. R: A language and environment for statistical computing [Internet]. Vienna, Austria: R Foundation for Statistical Computing; 2026. Available from:</w:t>
       </w:r>
       <w:r>
         <w:t xml:space="preserve"> </w:t>
       </w:r>
-      <w:hyperlink r:id="rId47">
+      <w:hyperlink r:id="rId55">
         <w:r>
           <w:rPr>
             <w:rStyle w:val="Hyperlink"/>
@@ -1598,9 +1682,9 @@
         </w:r>
       </w:hyperlink>
     </w:p>
-    <w:bookmarkEnd w:id="48"/>
-    <w:bookmarkEnd w:id="49"/>
-    <w:bookmarkEnd w:id="50"/>
+    <w:bookmarkEnd w:id="56"/>
+    <w:bookmarkEnd w:id="57"/>
+    <w:bookmarkEnd w:id="58"/>
     <w:sectPr>
       <w:footnotePr>
         <w:numRestart w:val="eachSect"/>
